--- a/Практика5_Статический_анализ/Отчет_Практика5.docx
+++ b/Практика5_Статический_анализ/Отчет_Практика5.docx
@@ -54,7 +54,7 @@
           <w:b w:val="0"/>
           <w:sz w:val="24"/>
         </w:rPr>
-        <w:t>Выполнил: Колесников Андрей Юрьевич, группа БСБО-03-23, студенческий билет 23Б0099</w:t>
+        <w:t>Выполнил: Колесников Андрей Юрьевич, 4 курс, группа БСБО-03-23, студенческий билет 23Б0099, номер по журналу 10</w:t>
       </w:r>
     </w:p>
     <w:p>

--- a/Практика5_Статический_анализ/Отчет_Практика5.docx
+++ b/Практика5_Статический_анализ/Отчет_Практика5.docx
@@ -2302,6 +2302,455 @@
     <w:p>
       <w:pPr>
         <w:keepNext/>
+        <w:spacing w:before="160" w:after="80"/>
+      </w:pPr>
+      <w:r>
+        <w:rPr>
+          <w:rFonts w:ascii="Times New Roman" w:hAnsi="Times New Roman" w:eastAsia="Times New Roman"/>
+          <w:b/>
+          <w:sz w:val="24"/>
+        </w:rPr>
+        <w:t>7.1. Соответствие требованиям</w:t>
+      </w:r>
+    </w:p>
+    <w:tbl>
+      <w:tblPr>
+        <w:tblStyle w:val="TableGrid"/>
+        <w:tblW w:type="auto" w:w="0"/>
+        <w:jc w:val="center"/>
+        <w:tblLayout w:type="autofit"/>
+        <w:tblLook w:firstColumn="1" w:firstRow="1" w:lastColumn="0" w:lastRow="0" w:noHBand="0" w:noVBand="1" w:val="04A0"/>
+      </w:tblPr>
+      <w:tblGrid>
+        <w:gridCol w:w="3118"/>
+        <w:gridCol w:w="3118"/>
+        <w:gridCol w:w="3118"/>
+      </w:tblGrid>
+      <w:tr>
+        <w:tc>
+          <w:tcPr>
+            <w:tcW w:type="dxa" w:w="3118"/>
+            <w:shd w:fill="DCE6F1"/>
+          </w:tcPr>
+          <w:p>
+            <w:pPr>
+              <w:jc w:val="center"/>
+            </w:pPr>
+            <w:r/>
+            <w:r>
+              <w:rPr>
+                <w:rFonts w:ascii="Times New Roman" w:hAnsi="Times New Roman" w:eastAsia="Times New Roman"/>
+                <w:b/>
+                <w:sz w:val="20"/>
+              </w:rPr>
+              <w:t>Пункт задания</w:t>
+            </w:r>
+          </w:p>
+        </w:tc>
+        <w:tc>
+          <w:tcPr>
+            <w:tcW w:type="dxa" w:w="3118"/>
+            <w:shd w:fill="DCE6F1"/>
+          </w:tcPr>
+          <w:p>
+            <w:pPr>
+              <w:jc w:val="center"/>
+            </w:pPr>
+            <w:r/>
+            <w:r>
+              <w:rPr>
+                <w:rFonts w:ascii="Times New Roman" w:hAnsi="Times New Roman" w:eastAsia="Times New Roman"/>
+                <w:b/>
+                <w:sz w:val="20"/>
+              </w:rPr>
+              <w:t>Что сделано</w:t>
+            </w:r>
+          </w:p>
+        </w:tc>
+        <w:tc>
+          <w:tcPr>
+            <w:tcW w:type="dxa" w:w="3118"/>
+            <w:shd w:fill="DCE6F1"/>
+          </w:tcPr>
+          <w:p>
+            <w:pPr>
+              <w:jc w:val="center"/>
+            </w:pPr>
+            <w:r/>
+            <w:r>
+              <w:rPr>
+                <w:rFonts w:ascii="Times New Roman" w:hAnsi="Times New Roman" w:eastAsia="Times New Roman"/>
+                <w:b/>
+                <w:sz w:val="20"/>
+              </w:rPr>
+              <w:t>Где смотреть</w:t>
+            </w:r>
+          </w:p>
+        </w:tc>
+      </w:tr>
+      <w:tr>
+        <w:tc>
+          <w:tcPr>
+            <w:tcW w:type="dxa" w:w="3118"/>
+          </w:tcPr>
+          <w:p>
+            <w:pPr>
+              <w:jc w:val="left"/>
+            </w:pPr>
+            <w:r/>
+            <w:r>
+              <w:rPr>
+                <w:rFonts w:ascii="Times New Roman" w:hAnsi="Times New Roman" w:eastAsia="Times New Roman"/>
+                <w:b w:val="0"/>
+                <w:sz w:val="20"/>
+              </w:rPr>
+              <w:t>1. Найти SQL-инъекцию статическим анализатором</w:t>
+            </w:r>
+          </w:p>
+        </w:tc>
+        <w:tc>
+          <w:tcPr>
+            <w:tcW w:type="dxa" w:w="3118"/>
+          </w:tcPr>
+          <w:p>
+            <w:pPr>
+              <w:jc w:val="left"/>
+            </w:pPr>
+            <w:r/>
+            <w:r>
+              <w:rPr>
+                <w:rFonts w:ascii="Times New Roman" w:hAnsi="Times New Roman" w:eastAsia="Times New Roman"/>
+                <w:b w:val="0"/>
+                <w:sz w:val="20"/>
+              </w:rPr>
+              <w:t>Semgrep, правила p/php; SonarQube как дополнительный контроль</w:t>
+            </w:r>
+          </w:p>
+        </w:tc>
+        <w:tc>
+          <w:tcPr>
+            <w:tcW w:type="dxa" w:w="3118"/>
+          </w:tcPr>
+          <w:p>
+            <w:pPr>
+              <w:jc w:val="left"/>
+            </w:pPr>
+            <w:r/>
+            <w:r>
+              <w:rPr>
+                <w:rFonts w:ascii="Times New Roman" w:hAnsi="Times New Roman" w:eastAsia="Times New Roman"/>
+                <w:b w:val="0"/>
+                <w:sz w:val="20"/>
+              </w:rPr>
+              <w:t>раздел 3, semgrep_summary.txt</w:t>
+            </w:r>
+          </w:p>
+        </w:tc>
+      </w:tr>
+      <w:tr>
+        <w:tc>
+          <w:tcPr>
+            <w:tcW w:type="dxa" w:w="3118"/>
+          </w:tcPr>
+          <w:p>
+            <w:pPr>
+              <w:jc w:val="left"/>
+            </w:pPr>
+            <w:r/>
+            <w:r>
+              <w:rPr>
+                <w:rFonts w:ascii="Times New Roman" w:hAnsi="Times New Roman" w:eastAsia="Times New Roman"/>
+                <w:b w:val="0"/>
+                <w:sz w:val="20"/>
+              </w:rPr>
+              <w:t>2. Проанализировать код и сделать кодревью</w:t>
+            </w:r>
+          </w:p>
+        </w:tc>
+        <w:tc>
+          <w:tcPr>
+            <w:tcW w:type="dxa" w:w="3118"/>
+          </w:tcPr>
+          <w:p>
+            <w:pPr>
+              <w:jc w:val="left"/>
+            </w:pPr>
+            <w:r/>
+            <w:r>
+              <w:rPr>
+                <w:rFonts w:ascii="Times New Roman" w:hAnsi="Times New Roman" w:eastAsia="Times New Roman"/>
+                <w:b w:val="0"/>
+                <w:sz w:val="20"/>
+              </w:rPr>
+              <w:t>разобраны low, medium, blind; указана CWE-89</w:t>
+            </w:r>
+          </w:p>
+        </w:tc>
+        <w:tc>
+          <w:tcPr>
+            <w:tcW w:type="dxa" w:w="3118"/>
+          </w:tcPr>
+          <w:p>
+            <w:pPr>
+              <w:jc w:val="left"/>
+            </w:pPr>
+            <w:r/>
+            <w:r>
+              <w:rPr>
+                <w:rFonts w:ascii="Times New Roman" w:hAnsi="Times New Roman" w:eastAsia="Times New Roman"/>
+                <w:b w:val="0"/>
+                <w:sz w:val="20"/>
+              </w:rPr>
+              <w:t>раздел 4, таблица слабостей</w:t>
+            </w:r>
+          </w:p>
+        </w:tc>
+      </w:tr>
+      <w:tr>
+        <w:tc>
+          <w:tcPr>
+            <w:tcW w:type="dxa" w:w="3118"/>
+          </w:tcPr>
+          <w:p>
+            <w:pPr>
+              <w:jc w:val="left"/>
+            </w:pPr>
+            <w:r/>
+            <w:r>
+              <w:rPr>
+                <w:rFonts w:ascii="Times New Roman" w:hAnsi="Times New Roman" w:eastAsia="Times New Roman"/>
+                <w:b w:val="0"/>
+                <w:sz w:val="20"/>
+              </w:rPr>
+              <w:t>3. Своя система вывода объекта без SQL-инъекции</w:t>
+            </w:r>
+          </w:p>
+        </w:tc>
+        <w:tc>
+          <w:tcPr>
+            <w:tcW w:type="dxa" w:w="3118"/>
+          </w:tcPr>
+          <w:p>
+            <w:pPr>
+              <w:jc w:val="left"/>
+            </w:pPr>
+            <w:r/>
+            <w:r>
+              <w:rPr>
+                <w:rFonts w:ascii="Times New Roman" w:hAnsi="Times New Roman" w:eastAsia="Times New Roman"/>
+                <w:b w:val="0"/>
+                <w:sz w:val="20"/>
+              </w:rPr>
+              <w:t>object_info.php на PDO, параметры, CSRF, rate limit</w:t>
+            </w:r>
+          </w:p>
+        </w:tc>
+        <w:tc>
+          <w:tcPr>
+            <w:tcW w:type="dxa" w:w="3118"/>
+          </w:tcPr>
+          <w:p>
+            <w:pPr>
+              <w:jc w:val="left"/>
+            </w:pPr>
+            <w:r/>
+            <w:r>
+              <w:rPr>
+                <w:rFonts w:ascii="Times New Roman" w:hAnsi="Times New Roman" w:eastAsia="Times New Roman"/>
+                <w:b w:val="0"/>
+                <w:sz w:val="20"/>
+              </w:rPr>
+              <w:t>раздел 7, SecureObjectInfo</w:t>
+            </w:r>
+          </w:p>
+        </w:tc>
+      </w:tr>
+      <w:tr>
+        <w:tc>
+          <w:tcPr>
+            <w:tcW w:type="dxa" w:w="3118"/>
+          </w:tcPr>
+          <w:p>
+            <w:pPr>
+              <w:jc w:val="left"/>
+            </w:pPr>
+            <w:r/>
+            <w:r>
+              <w:rPr>
+                <w:rFonts w:ascii="Times New Roman" w:hAnsi="Times New Roman" w:eastAsia="Times New Roman"/>
+                <w:b w:val="0"/>
+                <w:sz w:val="20"/>
+              </w:rPr>
+              <w:t>4. Использовать sqlmap</w:t>
+            </w:r>
+          </w:p>
+        </w:tc>
+        <w:tc>
+          <w:tcPr>
+            <w:tcW w:type="dxa" w:w="3118"/>
+          </w:tcPr>
+          <w:p>
+            <w:pPr>
+              <w:jc w:val="left"/>
+            </w:pPr>
+            <w:r/>
+            <w:r>
+              <w:rPr>
+                <w:rFonts w:ascii="Times New Roman" w:hAnsi="Times New Roman" w:eastAsia="Times New Roman"/>
+                <w:b w:val="0"/>
+                <w:sz w:val="20"/>
+              </w:rPr>
+              <w:t>boolean-based blind, current db, дамп admin</w:t>
+            </w:r>
+          </w:p>
+        </w:tc>
+        <w:tc>
+          <w:tcPr>
+            <w:tcW w:type="dxa" w:w="3118"/>
+          </w:tcPr>
+          <w:p>
+            <w:pPr>
+              <w:jc w:val="left"/>
+            </w:pPr>
+            <w:r/>
+            <w:r>
+              <w:rPr>
+                <w:rFonts w:ascii="Times New Roman" w:hAnsi="Times New Roman" w:eastAsia="Times New Roman"/>
+                <w:b w:val="0"/>
+                <w:sz w:val="20"/>
+              </w:rPr>
+              <w:t>раздел 5, sqlmap_blind.log и sqlmap_dump.log</w:t>
+            </w:r>
+          </w:p>
+        </w:tc>
+      </w:tr>
+      <w:tr>
+        <w:tc>
+          <w:tcPr>
+            <w:tcW w:type="dxa" w:w="3118"/>
+          </w:tcPr>
+          <w:p>
+            <w:pPr>
+              <w:jc w:val="left"/>
+            </w:pPr>
+            <w:r/>
+            <w:r>
+              <w:rPr>
+                <w:rFonts w:ascii="Times New Roman" w:hAnsi="Times New Roman" w:eastAsia="Times New Roman"/>
+                <w:b w:val="0"/>
+                <w:sz w:val="20"/>
+              </w:rPr>
+              <w:t>5. Использовать Burp</w:t>
+            </w:r>
+          </w:p>
+        </w:tc>
+        <w:tc>
+          <w:tcPr>
+            <w:tcW w:type="dxa" w:w="3118"/>
+          </w:tcPr>
+          <w:p>
+            <w:pPr>
+              <w:jc w:val="left"/>
+            </w:pPr>
+            <w:r/>
+            <w:r>
+              <w:rPr>
+                <w:rFonts w:ascii="Times New Roman" w:hAnsi="Times New Roman" w:eastAsia="Times New Roman"/>
+                <w:b w:val="0"/>
+                <w:sz w:val="20"/>
+              </w:rPr>
+              <w:t>запросы через proxy 8085, разница 200/404</w:t>
+            </w:r>
+          </w:p>
+        </w:tc>
+        <w:tc>
+          <w:tcPr>
+            <w:tcW w:type="dxa" w:w="3118"/>
+          </w:tcPr>
+          <w:p>
+            <w:pPr>
+              <w:jc w:val="left"/>
+            </w:pPr>
+            <w:r/>
+            <w:r>
+              <w:rPr>
+                <w:rFonts w:ascii="Times New Roman" w:hAnsi="Times New Roman" w:eastAsia="Times New Roman"/>
+                <w:b w:val="0"/>
+                <w:sz w:val="20"/>
+              </w:rPr>
+              <w:t>раздел 6, burp_history_selected_cropped.png</w:t>
+            </w:r>
+          </w:p>
+        </w:tc>
+      </w:tr>
+      <w:tr>
+        <w:tc>
+          <w:tcPr>
+            <w:tcW w:type="dxa" w:w="3118"/>
+          </w:tcPr>
+          <w:p>
+            <w:pPr>
+              <w:jc w:val="left"/>
+            </w:pPr>
+            <w:r/>
+            <w:r>
+              <w:rPr>
+                <w:rFonts w:ascii="Times New Roman" w:hAnsi="Times New Roman" w:eastAsia="Times New Roman"/>
+                <w:b w:val="0"/>
+                <w:sz w:val="20"/>
+              </w:rPr>
+              <w:t>GET-формат как в задании</w:t>
+            </w:r>
+          </w:p>
+        </w:tc>
+        <w:tc>
+          <w:tcPr>
+            <w:tcW w:type="dxa" w:w="3118"/>
+          </w:tcPr>
+          <w:p>
+            <w:pPr>
+              <w:jc w:val="left"/>
+            </w:pPr>
+            <w:r/>
+            <w:r>
+              <w:rPr>
+                <w:rFonts w:ascii="Times New Roman" w:hAnsi="Times New Roman" w:eastAsia="Times New Roman"/>
+                <w:b w:val="0"/>
+                <w:sz w:val="20"/>
+              </w:rPr>
+              <w:t>username, password, user_token, Login, id</w:t>
+            </w:r>
+          </w:p>
+        </w:tc>
+        <w:tc>
+          <w:tcPr>
+            <w:tcW w:type="dxa" w:w="3118"/>
+          </w:tcPr>
+          <w:p>
+            <w:pPr>
+              <w:jc w:val="left"/>
+            </w:pPr>
+            <w:r/>
+            <w:r>
+              <w:rPr>
+                <w:rFonts w:ascii="Times New Roman" w:hAnsi="Times New Roman" w:eastAsia="Times New Roman"/>
+                <w:b w:val="0"/>
+                <w:sz w:val="20"/>
+              </w:rPr>
+              <w:t>object_info.php?username=...&amp;password=...&amp;user_token=...&amp;Login=Login&amp;id=2</w:t>
+            </w:r>
+          </w:p>
+        </w:tc>
+      </w:tr>
+    </w:tbl>
+    <w:p>
+      <w:pPr>
+        <w:spacing w:after="40"/>
+      </w:pPr>
+    </w:p>
+    <w:p>
+      <w:pPr>
+        <w:keepNext/>
         <w:spacing w:before="280" w:after="80"/>
       </w:pPr>
       <w:r>

--- a/Практика5_Статический_анализ/Отчет_Практика5.docx
+++ b/Практика5_Статический_анализ/Отчет_Практика5.docx
@@ -611,7 +611,7 @@
     <w:p>
       <w:pPr>
         <w:spacing w:after="80"/>
-        <w:jc w:val="both"/>
+        <w:jc w:val="left"/>
       </w:pPr>
       <w:r>
         <w:rPr>
@@ -1001,7 +1001,7 @@
     <w:p>
       <w:pPr>
         <w:spacing w:after="80"/>
-        <w:jc w:val="both"/>
+        <w:jc w:val="left"/>
       </w:pPr>
       <w:r>
         <w:rPr>
@@ -1581,7 +1581,7 @@
     <w:p>
       <w:pPr>
         <w:spacing w:after="80"/>
-        <w:jc w:val="both"/>
+        <w:jc w:val="left"/>
       </w:pPr>
       <w:r>
         <w:rPr>
